--- a/t37_s3.docx
+++ b/t37_s3.docx
@@ -3,2348 +3,998 @@
 <w:document xmlns:wpc="http://schemas.microsoft.com/office/word/2010/wordprocessingCanvas" xmlns:mo="http://schemas.microsoft.com/office/mac/office/2008/main" xmlns:mc="http://schemas.openxmlformats.org/markup-compatibility/2006" xmlns:mv="urn:schemas-microsoft-com:mac:vml" xmlns:o="urn:schemas-microsoft-com:office:office" xmlns:r="http://schemas.openxmlformats.org/officeDocument/2006/relationships" xmlns:m="http://schemas.openxmlformats.org/officeDocument/2006/math" xmlns:v="urn:schemas-microsoft-com:vml" xmlns:wp14="http://schemas.microsoft.com/office/word/2010/wordprocessingDrawing" xmlns:wp="http://schemas.openxmlformats.org/drawingml/2006/wordprocessingDrawing" xmlns:w10="urn:schemas-microsoft-com:office:word" xmlns:w="http://schemas.openxmlformats.org/wordprocessingml/2006/main" xmlns:w14="http://schemas.microsoft.com/office/word/2010/wordml" xmlns:wpg="http://schemas.microsoft.com/office/word/2010/wordprocessingGroup" xmlns:wpi="http://schemas.microsoft.com/office/word/2010/wordprocessingInk" xmlns:wne="http://schemas.microsoft.com/office/word/2006/wordml" xmlns:wps="http://schemas.microsoft.com/office/word/2010/wordprocessingShape" mc:Ignorable="w14 wp14">
   <w:body>
     <w:p>
-      <w:pPr>
-        <w:spacing w:after="40" w:before="120"/>
-      </w:pPr>
       <w:r>
-        <w:rPr>
-          <w:b w:val="0"/>
-          <w:i w:val="0"/>
-          <w:sz w:val="22"/>
-        </w:rPr>
-        <w:t>Question: A client with a small bowel obstruction has colicky abdominal pain, vomiting, abdominal distension, and no passage of flatus. Which nursing action is appropriate?</w:t>
+        <w:t xml:space="preserve">Question: Using the Rule of Nines, the entire anterior trunk of an adult represents what percentage of body surface area?</w:t>
       </w:r>
     </w:p>
     <w:p>
-      <w:pPr>
-        <w:spacing w:after="0" w:before="0"/>
-      </w:pPr>
       <w:r>
-        <w:rPr>
-          <w:b w:val="0"/>
-          <w:i w:val="0"/>
-          <w:sz w:val="22"/>
-        </w:rPr>
-        <w:t>(a) Keep the client NPO, insert a nasogastric tube for decompression as ordered, and monitor fluid and electrolyte balance</w:t>
+        <w:t xml:space="preserve">(a) 9%</w:t>
       </w:r>
     </w:p>
     <w:p>
-      <w:pPr>
-        <w:spacing w:after="0" w:before="0"/>
-      </w:pPr>
       <w:r>
-        <w:rPr>
-          <w:b w:val="0"/>
-          <w:i w:val="0"/>
-          <w:sz w:val="22"/>
-        </w:rPr>
-        <w:t>(b) Give a high-fiber meal to stimulate the bowel</w:t>
+        <w:t xml:space="preserve">(b) 18%</w:t>
       </w:r>
     </w:p>
     <w:p>
-      <w:pPr>
-        <w:spacing w:after="0" w:before="0"/>
-      </w:pPr>
       <w:r>
-        <w:rPr>
-          <w:b w:val="0"/>
-          <w:i w:val="0"/>
-          <w:sz w:val="22"/>
-        </w:rPr>
-        <w:t>(c) Administer a laxative to relieve the obstruction</w:t>
+        <w:t xml:space="preserve">(c) 27%</w:t>
       </w:r>
     </w:p>
     <w:p>
-      <w:pPr>
-        <w:spacing w:after="0" w:before="0"/>
-      </w:pPr>
       <w:r>
-        <w:rPr>
-          <w:b w:val="0"/>
-          <w:i w:val="0"/>
-          <w:sz w:val="22"/>
-        </w:rPr>
-        <w:t>(d) Encourage the client to eat small frequent meals</w:t>
+        <w:t xml:space="preserve">(d) 36%</w:t>
       </w:r>
     </w:p>
     <w:p>
-      <w:pPr>
-        <w:spacing w:after="0" w:before="40"/>
-      </w:pPr>
       <w:r>
-        <w:rPr>
-          <w:b/>
-          <w:i w:val="0"/>
-          <w:sz w:val="22"/>
-        </w:rPr>
-        <w:t>Answer: a</w:t>
+        <w:t xml:space="preserve">Answer: b</w:t>
       </w:r>
     </w:p>
     <w:p>
-      <w:pPr>
-        <w:spacing w:after="0" w:before="0"/>
-      </w:pPr>
       <w:r>
-        <w:rPr>
-          <w:b w:val="0"/>
-          <w:i w:val="0"/>
-          <w:sz w:val="21"/>
-        </w:rPr>
-        <w:t>Solution: Bowel obstruction is managed conservatively with NPO status, NG decompression, IV fluids, and monitoring of electrolytes and output. Laxatives, enemas, and oral intake can cause perforation.</w:t>
+        <w:t xml:space="preserve">Solution: In an adult, the anterior trunk is 18% (the whole trunk is 36%: anterior 18% plus posterior 18%).</w:t>
       </w:r>
     </w:p>
     <w:p>
-      <w:pPr>
-        <w:spacing w:after="0" w:before="0"/>
-      </w:pPr>
       <w:r>
-        <w:rPr>
-          <w:b w:val="0"/>
-          <w:i w:val="0"/>
-          <w:sz w:val="20"/>
-        </w:rPr>
-        <w:t>Positive Marks: 1</w:t>
+        <w:t xml:space="preserve">Positive Marks: 1</w:t>
       </w:r>
     </w:p>
     <w:p>
-      <w:pPr>
-        <w:spacing w:after="160" w:before="0"/>
-      </w:pPr>
       <w:r>
-        <w:rPr>
-          <w:b w:val="0"/>
-          <w:i w:val="0"/>
-          <w:sz w:val="20"/>
-        </w:rPr>
-        <w:t>Negative Marks: 0.25</w:t>
+        <w:t xml:space="preserve">Negative Marks: 0.25</w:t>
       </w:r>
     </w:p>
     <w:p>
-      <w:pPr>
-        <w:spacing w:after="40" w:before="120"/>
-      </w:pPr>
       <w:r>
-        <w:rPr>
-          <w:b w:val="0"/>
-          <w:i w:val="0"/>
-          <w:sz w:val="22"/>
-        </w:rPr>
-        <w:t>Question: Which instruction is most important for a client with osteoporosis?</w:t>
+        <w:t xml:space="preserve"/>
       </w:r>
     </w:p>
     <w:p>
-      <w:pPr>
-        <w:spacing w:after="0" w:before="0"/>
-      </w:pPr>
       <w:r>
-        <w:rPr>
-          <w:b w:val="0"/>
-          <w:i w:val="0"/>
-          <w:sz w:val="22"/>
-        </w:rPr>
-        <w:t>(a) Perform regular weight-bearing exercise and ensure adequate calcium and vitamin D intake to slow bone loss</w:t>
+        <w:t xml:space="preserve">Question: Which measurement is included in fluid intake?</w:t>
       </w:r>
     </w:p>
     <w:p>
-      <w:pPr>
-        <w:spacing w:after="0" w:before="0"/>
-      </w:pPr>
       <w:r>
-        <w:rPr>
-          <w:b w:val="0"/>
-          <w:i w:val="0"/>
-          <w:sz w:val="22"/>
-        </w:rPr>
-        <w:t>(b) Avoid all physical activity to prevent fractures</w:t>
+        <w:t xml:space="preserve">(a) Urine output</w:t>
       </w:r>
     </w:p>
     <w:p>
-      <w:pPr>
-        <w:spacing w:after="0" w:before="0"/>
-      </w:pPr>
       <w:r>
-        <w:rPr>
-          <w:b w:val="0"/>
-          <w:i w:val="0"/>
-          <w:sz w:val="22"/>
-        </w:rPr>
-        <w:t>(c) Lie in bed as much as possible</w:t>
+        <w:t xml:space="preserve">(b) Perspiration</w:t>
       </w:r>
     </w:p>
     <w:p>
-      <w:pPr>
-        <w:spacing w:after="0" w:before="0"/>
-      </w:pPr>
       <w:r>
-        <w:rPr>
-          <w:b w:val="0"/>
-          <w:i w:val="0"/>
-          <w:sz w:val="22"/>
-        </w:rPr>
-        <w:t>(d) Take only calcium supplements without exercise</w:t>
+        <w:t xml:space="preserve">(c) IV fluids</w:t>
       </w:r>
     </w:p>
     <w:p>
-      <w:pPr>
-        <w:spacing w:after="0" w:before="40"/>
-      </w:pPr>
       <w:r>
-        <w:rPr>
-          <w:b/>
-          <w:i w:val="0"/>
-          <w:sz w:val="22"/>
-        </w:rPr>
-        <w:t>Answer: a</w:t>
+        <w:t xml:space="preserve">(d) Wound drainage</w:t>
       </w:r>
     </w:p>
     <w:p>
-      <w:pPr>
-        <w:spacing w:after="0" w:before="0"/>
-      </w:pPr>
       <w:r>
-        <w:rPr>
-          <w:b w:val="0"/>
-          <w:i w:val="0"/>
-          <w:sz w:val="21"/>
-        </w:rPr>
-        <w:t>Solution: Osteoporosis management combines weight-bearing/resistance exercise, calcium and vitamin D, fall prevention, and medications (bisphosphonates). Immobility accelerates bone loss.</w:t>
+        <w:t xml:space="preserve">Answer: c</w:t>
       </w:r>
     </w:p>
     <w:p>
-      <w:pPr>
-        <w:spacing w:after="0" w:before="0"/>
-      </w:pPr>
       <w:r>
-        <w:rPr>
-          <w:b w:val="0"/>
-          <w:i w:val="0"/>
-          <w:sz w:val="20"/>
-        </w:rPr>
-        <w:t>Positive Marks: 1</w:t>
+        <w:t xml:space="preserve">Solution: Intake includes oral fluids, IV fluids, and foods that melt at room temperature; output includes urine, stool, vomitus, and drainage.</w:t>
       </w:r>
     </w:p>
     <w:p>
-      <w:pPr>
-        <w:spacing w:after="160" w:before="0"/>
-      </w:pPr>
       <w:r>
-        <w:rPr>
-          <w:b w:val="0"/>
-          <w:i w:val="0"/>
-          <w:sz w:val="20"/>
-        </w:rPr>
-        <w:t>Negative Marks: 0.25</w:t>
+        <w:t xml:space="preserve">Positive Marks: 1</w:t>
       </w:r>
     </w:p>
     <w:p>
-      <w:pPr>
-        <w:spacing w:after="40" w:before="120"/>
-      </w:pPr>
       <w:r>
-        <w:rPr>
-          <w:b w:val="0"/>
-          <w:i w:val="0"/>
-          <w:sz w:val="22"/>
-        </w:rPr>
-        <w:t>Question: A client with a hemothorax has a chest tube draining blood. Which finding requires immediate action?</w:t>
+        <w:t xml:space="preserve">Negative Marks: 0.25</w:t>
       </w:r>
     </w:p>
     <w:p>
-      <w:pPr>
-        <w:spacing w:after="0" w:before="0"/>
-      </w:pPr>
       <w:r>
-        <w:rPr>
-          <w:b w:val="0"/>
-          <w:i w:val="0"/>
-          <w:sz w:val="22"/>
-        </w:rPr>
-        <w:t>(a) A sudden gush of 500 mL of blood with a drop in blood pressure and increasing respiratory distress</w:t>
+        <w:t xml:space="preserve"/>
       </w:r>
     </w:p>
     <w:p>
-      <w:pPr>
-        <w:spacing w:after="0" w:before="0"/>
-      </w:pPr>
       <w:r>
-        <w:rPr>
-          <w:b w:val="0"/>
-          <w:i w:val="0"/>
-          <w:sz w:val="22"/>
-        </w:rPr>
-        <w:t>(b) Serosanguineous drainage decreasing over time</w:t>
+        <w:t xml:space="preserve">Question: The normal fetal heart rate range is:</w:t>
       </w:r>
     </w:p>
     <w:p>
-      <w:pPr>
-        <w:spacing w:after="0" w:before="0"/>
-      </w:pPr>
       <w:r>
-        <w:rPr>
-          <w:b w:val="0"/>
-          <w:i w:val="0"/>
-          <w:sz w:val="22"/>
-        </w:rPr>
-        <w:t>(c) Chest tube tidaling with respirations</w:t>
+        <w:t xml:space="preserve">(a) 110-160 beats per minute</w:t>
       </w:r>
     </w:p>
     <w:p>
-      <w:pPr>
-        <w:spacing w:after="0" w:before="0"/>
-      </w:pPr>
       <w:r>
-        <w:rPr>
-          <w:b w:val="0"/>
-          <w:i w:val="0"/>
-          <w:sz w:val="22"/>
-        </w:rPr>
-        <w:t>(d) Mild discomfort at the insertion site</w:t>
+        <w:t xml:space="preserve">(b) 60-100 beats per minute</w:t>
       </w:r>
     </w:p>
     <w:p>
-      <w:pPr>
-        <w:spacing w:after="0" w:before="40"/>
-      </w:pPr>
       <w:r>
-        <w:rPr>
-          <w:b/>
-          <w:i w:val="0"/>
-          <w:sz w:val="22"/>
-        </w:rPr>
-        <w:t>Answer: a</w:t>
+        <w:t xml:space="preserve">(c) 170-200 beats per minute</w:t>
       </w:r>
     </w:p>
     <w:p>
-      <w:pPr>
-        <w:spacing w:after="0" w:before="0"/>
-      </w:pPr>
       <w:r>
-        <w:rPr>
-          <w:b w:val="0"/>
-          <w:i w:val="0"/>
-          <w:sz w:val="21"/>
-        </w:rPr>
-        <w:t>Solution: A sudden large output of blood with hemodynamic instability suggests continued hemorrhage (possible reoperation); urgent notification is needed. Decreasing drainage, tidaling, and mild site discomfort are expected.</w:t>
+        <w:t xml:space="preserve">(d) 40-80 beats per minute</w:t>
       </w:r>
     </w:p>
     <w:p>
-      <w:pPr>
-        <w:spacing w:after="0" w:before="0"/>
-      </w:pPr>
       <w:r>
-        <w:rPr>
-          <w:b w:val="0"/>
-          <w:i w:val="0"/>
-          <w:sz w:val="20"/>
-        </w:rPr>
-        <w:t>Positive Marks: 1</w:t>
+        <w:t xml:space="preserve">Answer: a</w:t>
       </w:r>
     </w:p>
     <w:p>
-      <w:pPr>
-        <w:spacing w:after="160" w:before="0"/>
-      </w:pPr>
       <w:r>
-        <w:rPr>
-          <w:b w:val="0"/>
-          <w:i w:val="0"/>
-          <w:sz w:val="20"/>
-        </w:rPr>
-        <w:t>Negative Marks: 0.25</w:t>
+        <w:t xml:space="preserve">Solution: The normal FHR is 110-160 bpm; sustained rates outside this range warrant investigation.</w:t>
       </w:r>
     </w:p>
     <w:p>
-      <w:pPr>
-        <w:spacing w:after="40" w:before="120"/>
-      </w:pPr>
       <w:r>
-        <w:rPr>
-          <w:b w:val="0"/>
-          <w:i w:val="0"/>
-          <w:sz w:val="22"/>
-        </w:rPr>
-        <w:t>Question: Which statement about care after a carotid endarterectomy is correct?</w:t>
+        <w:t xml:space="preserve">Positive Marks: 1</w:t>
       </w:r>
     </w:p>
     <w:p>
-      <w:pPr>
-        <w:spacing w:after="0" w:before="0"/>
-      </w:pPr>
       <w:r>
-        <w:rPr>
-          <w:b w:val="0"/>
-          <w:i w:val="0"/>
-          <w:sz w:val="22"/>
-        </w:rPr>
-        <w:t>(a) Monitor the neck incision for swelling or hematoma that can compress the airway, and check neurologic status frequently</w:t>
+        <w:t xml:space="preserve">Negative Marks: 0.25</w:t>
       </w:r>
     </w:p>
     <w:p>
-      <w:pPr>
-        <w:spacing w:after="0" w:before="0"/>
-      </w:pPr>
       <w:r>
-        <w:rPr>
-          <w:b w:val="0"/>
-          <w:i w:val="0"/>
-          <w:sz w:val="22"/>
-        </w:rPr>
-        <w:t>(b) The client may lie flat with the neck fully extended</w:t>
+        <w:t xml:space="preserve"/>
       </w:r>
     </w:p>
     <w:p>
-      <w:pPr>
-        <w:spacing w:after="0" w:before="0"/>
-      </w:pPr>
       <w:r>
-        <w:rPr>
-          <w:b w:val="0"/>
-          <w:i w:val="0"/>
-          <w:sz w:val="22"/>
-        </w:rPr>
-        <w:t>(c) Any swelling of the neck is always expected</w:t>
+        <w:t xml:space="preserve">Question: Standard ORS contains which of the following?</w:t>
       </w:r>
     </w:p>
     <w:p>
-      <w:pPr>
-        <w:spacing w:after="0" w:before="0"/>
-      </w:pPr>
       <w:r>
-        <w:rPr>
-          <w:b w:val="0"/>
-          <w:i w:val="0"/>
-          <w:sz w:val="22"/>
-        </w:rPr>
-        <w:t>(d) Neurologic checks are needed only once a day</w:t>
+        <w:t xml:space="preserve">(a) Only glucose</w:t>
       </w:r>
     </w:p>
     <w:p>
-      <w:pPr>
-        <w:spacing w:after="0" w:before="40"/>
-      </w:pPr>
       <w:r>
-        <w:rPr>
-          <w:b/>
-          <w:i w:val="0"/>
-          <w:sz w:val="22"/>
-        </w:rPr>
-        <w:t>Answer: a</w:t>
+        <w:t xml:space="preserve">(b) Only sodium</w:t>
       </w:r>
     </w:p>
     <w:p>
-      <w:pPr>
-        <w:spacing w:after="0" w:before="0"/>
-      </w:pPr>
       <w:r>
-        <w:rPr>
-          <w:b w:val="0"/>
-          <w:i w:val="0"/>
-          <w:sz w:val="21"/>
-        </w:rPr>
-        <w:t>Solution: After carotid endarterectomy, neck hematoma can cause airway compromise, so the incision is monitored for swelling and the client is observed for neurologic changes (stroke), hypertension, and bleeding. Neck position is kept neutral.</w:t>
+        <w:t xml:space="preserve">(c) Only potassium</w:t>
       </w:r>
     </w:p>
     <w:p>
-      <w:pPr>
-        <w:spacing w:after="0" w:before="0"/>
-      </w:pPr>
       <w:r>
-        <w:rPr>
-          <w:b w:val="0"/>
-          <w:i w:val="0"/>
-          <w:sz w:val="20"/>
-        </w:rPr>
-        <w:t>Positive Marks: 1</w:t>
+        <w:t xml:space="preserve">(d) Sodium, potassium, chloride, and glucose</w:t>
       </w:r>
     </w:p>
     <w:p>
-      <w:pPr>
-        <w:spacing w:after="160" w:before="0"/>
-      </w:pPr>
       <w:r>
-        <w:rPr>
-          <w:b w:val="0"/>
-          <w:i w:val="0"/>
-          <w:sz w:val="20"/>
-        </w:rPr>
-        <w:t>Negative Marks: 0.25</w:t>
+        <w:t xml:space="preserve">Answer: d</w:t>
       </w:r>
     </w:p>
     <w:p>
-      <w:pPr>
-        <w:spacing w:after="40" w:before="120"/>
-      </w:pPr>
       <w:r>
-        <w:rPr>
-          <w:b w:val="0"/>
-          <w:i w:val="0"/>
-          <w:sz w:val="22"/>
-        </w:rPr>
-        <w:t>Question: Which is the correct technique for collecting a stool specimen for occult blood testing?</w:t>
+        <w:t xml:space="preserve">Solution: Standard ORS (WHO) contains sodium, potassium, chloride, and glucose, which together drive water absorption in the gut.</w:t>
       </w:r>
     </w:p>
     <w:p>
-      <w:pPr>
-        <w:spacing w:after="0" w:before="0"/>
-      </w:pPr>
       <w:r>
-        <w:rPr>
-          <w:b w:val="0"/>
-          <w:i w:val="0"/>
-          <w:sz w:val="22"/>
-        </w:rPr>
-        <w:t>(a) Collect a small sample from the stool, avoiding urine and water contamination, and follow the kit instructions</w:t>
+        <w:t xml:space="preserve">Positive Marks: 1</w:t>
       </w:r>
     </w:p>
     <w:p>
-      <w:pPr>
-        <w:spacing w:after="0" w:before="0"/>
-      </w:pPr>
       <w:r>
-        <w:rPr>
-          <w:b w:val="0"/>
-          <w:i w:val="0"/>
-          <w:sz w:val="22"/>
-        </w:rPr>
-        <w:t>(b) Collect the specimen from toilet water</w:t>
+        <w:t xml:space="preserve">Negative Marks: 0.25</w:t>
       </w:r>
     </w:p>
     <w:p>
-      <w:pPr>
-        <w:spacing w:after="0" w:before="0"/>
-      </w:pPr>
       <w:r>
-        <w:rPr>
-          <w:b w:val="0"/>
-          <w:i w:val="0"/>
-          <w:sz w:val="22"/>
-        </w:rPr>
-        <w:t>(c) Fill the container with the entire stool</w:t>
+        <w:t xml:space="preserve"/>
       </w:r>
     </w:p>
     <w:p>
-      <w:pPr>
-        <w:spacing w:after="0" w:before="0"/>
-      </w:pPr>
       <w:r>
-        <w:rPr>
-          <w:b w:val="0"/>
-          <w:i w:val="0"/>
-          <w:sz w:val="22"/>
-        </w:rPr>
-        <w:t>(d) Collect only after a laxative purge</w:t>
+        <w:t xml:space="preserve">Question: According to Kubler-Ross, which is the first stage of grief?</w:t>
       </w:r>
     </w:p>
     <w:p>
-      <w:pPr>
-        <w:spacing w:after="0" w:before="40"/>
-      </w:pPr>
       <w:r>
-        <w:rPr>
-          <w:b/>
-          <w:i w:val="0"/>
-          <w:sz w:val="22"/>
-        </w:rPr>
-        <w:t>Answer: a</w:t>
+        <w:t xml:space="preserve">(a) Acceptance</w:t>
       </w:r>
     </w:p>
     <w:p>
-      <w:pPr>
-        <w:spacing w:after="0" w:before="0"/>
-      </w:pPr>
       <w:r>
-        <w:rPr>
-          <w:b w:val="0"/>
-          <w:i w:val="0"/>
-          <w:sz w:val="21"/>
-        </w:rPr>
-        <w:t>Solution: A stool specimen is collected from the stool itself, avoiding urine, water, and toilet paper contamination, using the provided applicator. Laxative purges and samples from toilet water invalidate the test.</w:t>
+        <w:t xml:space="preserve">(b) Denial</w:t>
       </w:r>
     </w:p>
     <w:p>
-      <w:pPr>
-        <w:spacing w:after="0" w:before="0"/>
-      </w:pPr>
       <w:r>
-        <w:rPr>
-          <w:b w:val="0"/>
-          <w:i w:val="0"/>
-          <w:sz w:val="20"/>
-        </w:rPr>
-        <w:t>Positive Marks: 1</w:t>
+        <w:t xml:space="preserve">(c) Bargaining</w:t>
       </w:r>
     </w:p>
     <w:p>
-      <w:pPr>
-        <w:spacing w:after="160" w:before="0"/>
-      </w:pPr>
       <w:r>
-        <w:rPr>
-          <w:b w:val="0"/>
-          <w:i w:val="0"/>
-          <w:sz w:val="20"/>
-        </w:rPr>
-        <w:t>Negative Marks: 0.25</w:t>
+        <w:t xml:space="preserve">(d) Depression</w:t>
       </w:r>
     </w:p>
     <w:p>
-      <w:pPr>
-        <w:spacing w:after="40" w:before="120"/>
-      </w:pPr>
       <w:r>
-        <w:rPr>
-          <w:b w:val="0"/>
-          <w:i w:val="0"/>
-          <w:sz w:val="22"/>
-        </w:rPr>
-        <w:t>Question: Which instruction is correct when collecting a 24-hour urine specimen?</w:t>
+        <w:t xml:space="preserve">Answer: b</w:t>
       </w:r>
     </w:p>
     <w:p>
-      <w:pPr>
-        <w:spacing w:after="0" w:before="0"/>
-      </w:pPr>
       <w:r>
-        <w:rPr>
-          <w:b w:val="0"/>
-          <w:i w:val="0"/>
-          <w:sz w:val="22"/>
-        </w:rPr>
-        <w:t>(a) Discard the first voided urine, collect all urine for the next 24 hours in the chilled container, and void into the container at the end</w:t>
+        <w:t xml:space="preserve">Solution: The five stages are denial, anger, bargaining, depression, and acceptance — denial comes first as a protective response.</w:t>
       </w:r>
     </w:p>
     <w:p>
-      <w:pPr>
-        <w:spacing w:after="0" w:before="0"/>
-      </w:pPr>
       <w:r>
-        <w:rPr>
-          <w:b w:val="0"/>
-          <w:i w:val="0"/>
-          <w:sz w:val="22"/>
-        </w:rPr>
-        <w:t>(b) Collect only the first and last samples</w:t>
+        <w:t xml:space="preserve">Positive Marks: 1</w:t>
       </w:r>
     </w:p>
     <w:p>
-      <w:pPr>
-        <w:spacing w:after="0" w:before="0"/>
-      </w:pPr>
       <w:r>
-        <w:rPr>
-          <w:b w:val="0"/>
-          <w:i w:val="0"/>
-          <w:sz w:val="22"/>
-        </w:rPr>
-        <w:t>(c) Keep the container at room temperature uncovered</w:t>
+        <w:t xml:space="preserve">Negative Marks: 0.25</w:t>
       </w:r>
     </w:p>
     <w:p>
-      <w:pPr>
-        <w:spacing w:after="0" w:before="0"/>
-      </w:pPr>
       <w:r>
-        <w:rPr>
-          <w:b w:val="0"/>
-          <w:i w:val="0"/>
-          <w:sz w:val="22"/>
-        </w:rPr>
-        <w:t>(d) Start collection with a full bladder at the end of the day</w:t>
+        <w:t xml:space="preserve"/>
       </w:r>
     </w:p>
     <w:p>
-      <w:pPr>
-        <w:spacing w:after="0" w:before="40"/>
-      </w:pPr>
       <w:r>
-        <w:rPr>
-          <w:b/>
-          <w:i w:val="0"/>
-          <w:sz w:val="22"/>
-        </w:rPr>
-        <w:t>Answer: a</w:t>
+        <w:t xml:space="preserve">Question: The first step in investigating an epidemic is:</w:t>
       </w:r>
     </w:p>
     <w:p>
-      <w:pPr>
-        <w:spacing w:after="0" w:before="0"/>
-      </w:pPr>
       <w:r>
-        <w:rPr>
-          <w:b w:val="0"/>
-          <w:i w:val="0"/>
-          <w:sz w:val="21"/>
-        </w:rPr>
-        <w:t>Solution: For a 24-hour urine collection: the client empties the bladder (first specimen discarded) and then collects ALL urine for 24 hours, ending with a final void into the container; the container is kept refrigerated/on ice. Missing specimens invalidate the test.</w:t>
+        <w:t xml:space="preserve">(a) Treating all cases</w:t>
       </w:r>
     </w:p>
     <w:p>
-      <w:pPr>
-        <w:spacing w:after="0" w:before="0"/>
-      </w:pPr>
       <w:r>
-        <w:rPr>
-          <w:b w:val="0"/>
-          <w:i w:val="0"/>
-          <w:sz w:val="20"/>
-        </w:rPr>
-        <w:t>Positive Marks: 1</w:t>
+        <w:t xml:space="preserve">(b) Vaccinating the community</w:t>
       </w:r>
     </w:p>
     <w:p>
-      <w:pPr>
-        <w:spacing w:after="160" w:before="0"/>
-      </w:pPr>
       <w:r>
-        <w:rPr>
-          <w:b w:val="0"/>
-          <w:i w:val="0"/>
-          <w:sz w:val="20"/>
-        </w:rPr>
-        <w:t>Negative Marks: 0.25</w:t>
+        <w:t xml:space="preserve">(c) Confirming the diagnosis and verifying the outbreak</w:t>
       </w:r>
     </w:p>
     <w:p>
-      <w:pPr>
-        <w:spacing w:after="40" w:before="120"/>
-      </w:pPr>
       <w:r>
-        <w:rPr>
-          <w:b w:val="0"/>
-          <w:i w:val="0"/>
-          <w:sz w:val="22"/>
-        </w:rPr>
-        <w:t>Question: Which nursing action is correct during a vacuum-assisted (ventouse) delivery?</w:t>
+        <w:t xml:space="preserve">(d) Closing the hospital</w:t>
       </w:r>
     </w:p>
     <w:p>
-      <w:pPr>
-        <w:spacing w:after="0" w:before="0"/>
-      </w:pPr>
       <w:r>
-        <w:rPr>
-          <w:b w:val="0"/>
-          <w:i w:val="0"/>
-          <w:sz w:val="22"/>
-        </w:rPr>
-        <w:t>(a) Monitor the fetal heart rate and assess the newborn for cephalhematoma or caput after delivery</w:t>
+        <w:t xml:space="preserve">Answer: c</w:t>
       </w:r>
     </w:p>
     <w:p>
-      <w:pPr>
-        <w:spacing w:after="0" w:before="0"/>
-      </w:pPr>
       <w:r>
-        <w:rPr>
-          <w:b w:val="0"/>
-          <w:i w:val="0"/>
-          <w:sz w:val="22"/>
-        </w:rPr>
-        <w:t>(b) Pull the cup continuously without releasing pressure</w:t>
+        <w:t xml:space="preserve">Solution: An outbreak is first confirmed by verifying the diagnosis and comparing current cases with expected levels before control measures begin.</w:t>
       </w:r>
     </w:p>
     <w:p>
-      <w:pPr>
-        <w:spacing w:after="0" w:before="0"/>
-      </w:pPr>
       <w:r>
-        <w:rPr>
-          <w:b w:val="0"/>
-          <w:i w:val="0"/>
-          <w:sz w:val="22"/>
-        </w:rPr>
-        <w:t>(c) Limit traction to a maximum of one pull</w:t>
+        <w:t xml:space="preserve">Positive Marks: 1</w:t>
       </w:r>
     </w:p>
     <w:p>
-      <w:pPr>
-        <w:spacing w:after="0" w:before="0"/>
-      </w:pPr>
       <w:r>
-        <w:rPr>
-          <w:b w:val="0"/>
-          <w:i w:val="0"/>
-          <w:sz w:val="22"/>
-        </w:rPr>
-        <w:t>(d) No assessment of the newborn is needed</w:t>
+        <w:t xml:space="preserve">Negative Marks: 0.25</w:t>
       </w:r>
     </w:p>
     <w:p>
-      <w:pPr>
-        <w:spacing w:after="0" w:before="40"/>
-      </w:pPr>
       <w:r>
-        <w:rPr>
-          <w:b/>
-          <w:i w:val="0"/>
-          <w:sz w:val="22"/>
-        </w:rPr>
-        <w:t>Answer: a</w:t>
+        <w:t xml:space="preserve"/>
       </w:r>
     </w:p>
     <w:p>
-      <w:pPr>
-        <w:spacing w:after="0" w:before="0"/>
-      </w:pPr>
       <w:r>
-        <w:rPr>
-          <w:b w:val="0"/>
-          <w:i w:val="0"/>
-          <w:sz w:val="21"/>
-        </w:rPr>
-        <w:t>Solution: During vacuum extraction, FHR is monitored throughout, and the newborn is assessed afterward for scalp trauma (cephalhematoma, caput, bruising) and jaundice risk. Traction is intermittent and coordinated with contractions.</w:t>
+        <w:t xml:space="preserve">Question: The most serious immediate reaction to penicillin is:</w:t>
       </w:r>
     </w:p>
     <w:p>
-      <w:pPr>
-        <w:spacing w:after="0" w:before="0"/>
-      </w:pPr>
       <w:r>
-        <w:rPr>
-          <w:b w:val="0"/>
-          <w:i w:val="0"/>
-          <w:sz w:val="20"/>
-        </w:rPr>
-        <w:t>Positive Marks: 1</w:t>
+        <w:t xml:space="preserve">(a) Anaphylaxis</w:t>
       </w:r>
     </w:p>
     <w:p>
-      <w:pPr>
-        <w:spacing w:after="160" w:before="0"/>
-      </w:pPr>
       <w:r>
-        <w:rPr>
-          <w:b w:val="0"/>
-          <w:i w:val="0"/>
-          <w:sz w:val="20"/>
-        </w:rPr>
-        <w:t>Negative Marks: 0.25</w:t>
+        <w:t xml:space="preserve">(b) Constipation</w:t>
       </w:r>
     </w:p>
     <w:p>
-      <w:pPr>
-        <w:spacing w:after="40" w:before="120"/>
-      </w:pPr>
       <w:r>
-        <w:rPr>
-          <w:b w:val="0"/>
-          <w:i w:val="0"/>
-          <w:sz w:val="22"/>
-        </w:rPr>
-        <w:t>Question: Which newborn behavior indicates readiness to feed?</w:t>
+        <w:t xml:space="preserve">(c) Drowsiness</w:t>
       </w:r>
     </w:p>
     <w:p>
-      <w:pPr>
-        <w:spacing w:after="0" w:before="0"/>
-      </w:pPr>
       <w:r>
-        <w:rPr>
-          <w:b w:val="0"/>
-          <w:i w:val="0"/>
-          <w:sz w:val="22"/>
-        </w:rPr>
-        <w:t>(a) Rooting, hand-to-mouth movements, and increased alertness</w:t>
+        <w:t xml:space="preserve">(d) Dry mouth</w:t>
       </w:r>
     </w:p>
     <w:p>
-      <w:pPr>
-        <w:spacing w:after="0" w:before="0"/>
-      </w:pPr>
       <w:r>
-        <w:rPr>
-          <w:b w:val="0"/>
-          <w:i w:val="0"/>
-          <w:sz w:val="22"/>
-        </w:rPr>
-        <w:t>(b) Deep sleep with no movement</w:t>
+        <w:t xml:space="preserve">Answer: a</w:t>
       </w:r>
     </w:p>
     <w:p>
-      <w:pPr>
-        <w:spacing w:after="0" w:before="0"/>
-      </w:pPr>
       <w:r>
-        <w:rPr>
-          <w:b w:val="0"/>
-          <w:i w:val="0"/>
-          <w:sz w:val="22"/>
-        </w:rPr>
-        <w:t>(c) Crying continuously without pauses</w:t>
+        <w:t xml:space="preserve">Solution: Anaphylaxis — sudden hypotension, bronchospasm, and edema — is a life-threatening penicillin reaction treated with adrenaline.</w:t>
       </w:r>
     </w:p>
     <w:p>
-      <w:pPr>
-        <w:spacing w:after="0" w:before="0"/>
-      </w:pPr>
       <w:r>
-        <w:rPr>
-          <w:b w:val="0"/>
-          <w:i w:val="0"/>
-          <w:sz w:val="22"/>
-        </w:rPr>
-        <w:t>(d) Tightly clenched fists with a fixed stare</w:t>
+        <w:t xml:space="preserve">Positive Marks: 1</w:t>
       </w:r>
     </w:p>
     <w:p>
-      <w:pPr>
-        <w:spacing w:after="0" w:before="40"/>
-      </w:pPr>
       <w:r>
-        <w:rPr>
-          <w:b/>
-          <w:i w:val="0"/>
-          <w:sz w:val="22"/>
-        </w:rPr>
-        <w:t>Answer: a</w:t>
+        <w:t xml:space="preserve">Negative Marks: 0.25</w:t>
       </w:r>
     </w:p>
     <w:p>
-      <w:pPr>
-        <w:spacing w:after="0" w:before="0"/>
-      </w:pPr>
       <w:r>
-        <w:rPr>
-          <w:b w:val="0"/>
-          <w:i w:val="0"/>
-          <w:sz w:val="21"/>
-        </w:rPr>
-        <w:t>Solution: Feeding cues include rooting, sucking hand/fingers, and quiet alertness; feeding on cue (before crying) supports effective breastfeeding. Crying is a late hunger cue.</w:t>
+        <w:t xml:space="preserve"/>
       </w:r>
     </w:p>
     <w:p>
-      <w:pPr>
-        <w:spacing w:after="0" w:before="0"/>
-      </w:pPr>
       <w:r>
-        <w:rPr>
-          <w:b w:val="0"/>
-          <w:i w:val="0"/>
-          <w:sz w:val="20"/>
-        </w:rPr>
-        <w:t>Positive Marks: 1</w:t>
+        <w:t xml:space="preserve">Question: Bile is produced by the:</w:t>
       </w:r>
     </w:p>
     <w:p>
-      <w:pPr>
-        <w:spacing w:after="160" w:before="0"/>
-      </w:pPr>
       <w:r>
-        <w:rPr>
-          <w:b w:val="0"/>
-          <w:i w:val="0"/>
-          <w:sz w:val="20"/>
-        </w:rPr>
-        <w:t>Negative Marks: 0.25</w:t>
+        <w:t xml:space="preserve">(a) Gallbladder</w:t>
       </w:r>
     </w:p>
     <w:p>
-      <w:pPr>
-        <w:spacing w:after="40" w:before="120"/>
-      </w:pPr>
       <w:r>
-        <w:rPr>
-          <w:b w:val="0"/>
-          <w:i w:val="0"/>
-          <w:sz w:val="22"/>
-        </w:rPr>
-        <w:t>Question: A client with paranoid personality disorder is suspicious that coworkers are plotting against them, but has no hallucinations or delusions of reference. Which statement is correct?</w:t>
+        <w:t xml:space="preserve">(b) Stomach</w:t>
       </w:r>
     </w:p>
     <w:p>
-      <w:pPr>
-        <w:spacing w:after="0" w:before="0"/>
-      </w:pPr>
       <w:r>
-        <w:rPr>
-          <w:b w:val="0"/>
-          <w:i w:val="0"/>
-          <w:sz w:val="22"/>
-        </w:rPr>
-        <w:t>(a) The suspicion is pervasive and lifelong, without the loss of reality seen in paranoid schizophrenia</w:t>
+        <w:t xml:space="preserve">(c) Spleen</w:t>
       </w:r>
     </w:p>
     <w:p>
-      <w:pPr>
-        <w:spacing w:after="0" w:before="0"/>
-      </w:pPr>
       <w:r>
-        <w:rPr>
-          <w:b w:val="0"/>
-          <w:i w:val="0"/>
-          <w:sz w:val="22"/>
-        </w:rPr>
-        <w:t>(b) This is an acute psychotic episode requiring immediate hospitalization</w:t>
+        <w:t xml:space="preserve">(d) Liver</w:t>
       </w:r>
     </w:p>
     <w:p>
-      <w:pPr>
-        <w:spacing w:after="0" w:before="0"/>
-      </w:pPr>
       <w:r>
-        <w:rPr>
-          <w:b w:val="0"/>
-          <w:i w:val="0"/>
-          <w:sz w:val="22"/>
-        </w:rPr>
-        <w:t>(c) The client will respond well to confrontation about the beliefs</w:t>
+        <w:t xml:space="preserve">Answer: d</w:t>
       </w:r>
     </w:p>
     <w:p>
-      <w:pPr>
-        <w:spacing w:after="0" w:before="0"/>
-      </w:pPr>
       <w:r>
-        <w:rPr>
-          <w:b w:val="0"/>
-          <w:i w:val="0"/>
-          <w:sz w:val="22"/>
-        </w:rPr>
-        <w:t>(d) It always progresses to schizophrenia</w:t>
+        <w:t xml:space="preserve">Solution: Hepatocytes produce bile; the gallbladder stores and concentrates it before release into the duodenum.</w:t>
       </w:r>
     </w:p>
     <w:p>
-      <w:pPr>
-        <w:spacing w:after="0" w:before="40"/>
-      </w:pPr>
       <w:r>
-        <w:rPr>
-          <w:b/>
-          <w:i w:val="0"/>
-          <w:sz w:val="22"/>
-        </w:rPr>
-        <w:t>Answer: a</w:t>
+        <w:t xml:space="preserve">Positive Marks: 1</w:t>
       </w:r>
     </w:p>
     <w:p>
-      <w:pPr>
-        <w:spacing w:after="0" w:before="0"/>
-      </w:pPr>
       <w:r>
-        <w:rPr>
-          <w:b w:val="0"/>
-          <w:i w:val="0"/>
-          <w:sz w:val="21"/>
-        </w:rPr>
-        <w:t>Solution: Paranoid personality disorder is a lifelong pattern of distrust and suspiciousness without true psychotic delusions/hallucinations; reality testing is mostly intact. It does not necessarily progress to schizophrenia, and confrontation increases distrust.</w:t>
+        <w:t xml:space="preserve">Negative Marks: 0.25</w:t>
       </w:r>
     </w:p>
     <w:p>
-      <w:pPr>
-        <w:spacing w:after="0" w:before="0"/>
-      </w:pPr>
       <w:r>
-        <w:rPr>
-          <w:b w:val="0"/>
-          <w:i w:val="0"/>
-          <w:sz w:val="20"/>
-        </w:rPr>
-        <w:t>Positive Marks: 1</w:t>
+        <w:t xml:space="preserve"/>
       </w:r>
     </w:p>
     <w:p>
-      <w:pPr>
-        <w:spacing w:after="160" w:before="0"/>
-      </w:pPr>
       <w:r>
-        <w:rPr>
-          <w:b w:val="0"/>
-          <w:i w:val="0"/>
-          <w:sz w:val="20"/>
-        </w:rPr>
-        <w:t>Negative Marks: 0.25</w:t>
+        <w:t xml:space="preserve">Question: The earliest sign of hypovolemic shock is:</w:t>
       </w:r>
     </w:p>
     <w:p>
-      <w:pPr>
-        <w:spacing w:after="40" w:before="120"/>
-      </w:pPr>
       <w:r>
-        <w:rPr>
-          <w:b w:val="0"/>
-          <w:i w:val="0"/>
-          <w:sz w:val="22"/>
-        </w:rPr>
-        <w:t>Question: A client with alcohol-related dementia fills gaps in memory with false, believable stories without intent to deceive. This phenomenon is called:</w:t>
+        <w:t xml:space="preserve">(a) Hypertension</w:t>
       </w:r>
     </w:p>
     <w:p>
-      <w:pPr>
-        <w:spacing w:after="0" w:before="0"/>
-      </w:pPr>
       <w:r>
-        <w:rPr>
-          <w:b w:val="0"/>
-          <w:i w:val="0"/>
-          <w:sz w:val="22"/>
-        </w:rPr>
-        <w:t>(a) Confabulation</w:t>
+        <w:t xml:space="preserve">(b) Tachycardia</w:t>
       </w:r>
     </w:p>
     <w:p>
-      <w:pPr>
-        <w:spacing w:after="0" w:before="0"/>
-      </w:pPr>
       <w:r>
-        <w:rPr>
-          <w:b w:val="0"/>
-          <w:i w:val="0"/>
-          <w:sz w:val="22"/>
-        </w:rPr>
-        <w:t>(b) Delusion</w:t>
+        <w:t xml:space="preserve">(c) Bradycardia</w:t>
       </w:r>
     </w:p>
     <w:p>
-      <w:pPr>
-        <w:spacing w:after="0" w:before="0"/>
-      </w:pPr>
       <w:r>
-        <w:rPr>
-          <w:b w:val="0"/>
-          <w:i w:val="0"/>
-          <w:sz w:val="22"/>
-        </w:rPr>
-        <w:t>(c) Hallucination</w:t>
+        <w:t xml:space="preserve">(d) Polyuria</w:t>
       </w:r>
     </w:p>
     <w:p>
-      <w:pPr>
-        <w:spacing w:after="0" w:before="0"/>
-      </w:pPr>
       <w:r>
-        <w:rPr>
-          <w:b w:val="0"/>
-          <w:i w:val="0"/>
-          <w:sz w:val="22"/>
-        </w:rPr>
-        <w:t>(d) Perseveration</w:t>
+        <w:t xml:space="preserve">Answer: b</w:t>
       </w:r>
     </w:p>
     <w:p>
-      <w:pPr>
-        <w:spacing w:after="0" w:before="40"/>
-      </w:pPr>
       <w:r>
-        <w:rPr>
-          <w:b/>
-          <w:i w:val="0"/>
-          <w:sz w:val="22"/>
-        </w:rPr>
-        <w:t>Answer: a</w:t>
+        <w:t xml:space="preserve">Solution: Tachycardia is an early compensatory response to falling blood volume; blood pressure drops only later in shock.</w:t>
       </w:r>
     </w:p>
     <w:p>
-      <w:pPr>
-        <w:spacing w:after="0" w:before="0"/>
-      </w:pPr>
       <w:r>
-        <w:rPr>
-          <w:b w:val="0"/>
-          <w:i w:val="0"/>
-          <w:sz w:val="21"/>
-        </w:rPr>
-        <w:t>Solution: Confabulation is the unconscious filling of memory gaps with fabricated details, seen in Korsakoff syndrome and dementia; the person believes the story. Delusions are fixed false beliefs, and hallucinations are false perceptions.</w:t>
+        <w:t xml:space="preserve">Positive Marks: 1</w:t>
       </w:r>
     </w:p>
     <w:p>
-      <w:pPr>
-        <w:spacing w:after="0" w:before="0"/>
-      </w:pPr>
       <w:r>
-        <w:rPr>
-          <w:b w:val="0"/>
-          <w:i w:val="0"/>
-          <w:sz w:val="20"/>
-        </w:rPr>
-        <w:t>Positive Marks: 1</w:t>
+        <w:t xml:space="preserve">Negative Marks: 0.25</w:t>
       </w:r>
     </w:p>
     <w:p>
-      <w:pPr>
-        <w:spacing w:after="160" w:before="0"/>
-      </w:pPr>
       <w:r>
-        <w:rPr>
-          <w:b w:val="0"/>
-          <w:i w:val="0"/>
-          <w:sz w:val="20"/>
-        </w:rPr>
-        <w:t>Negative Marks: 0.25</w:t>
+        <w:t xml:space="preserve"/>
       </w:r>
     </w:p>
     <w:p>
-      <w:pPr>
-        <w:spacing w:after="40" w:before="120"/>
-      </w:pPr>
       <w:r>
-        <w:rPr>
-          <w:b w:val="0"/>
-          <w:i w:val="0"/>
-          <w:sz w:val="22"/>
-        </w:rPr>
-        <w:t>Question: A child with hand-foot-and-mouth disease has painful vesicles in the mouth and on the palms and soles. Which instruction is correct?</w:t>
+        <w:t xml:space="preserve">Question: The main benefit of consuming iodized salt is:</w:t>
       </w:r>
     </w:p>
     <w:p>
-      <w:pPr>
-        <w:spacing w:after="0" w:before="0"/>
-      </w:pPr>
       <w:r>
-        <w:rPr>
-          <w:b w:val="0"/>
-          <w:i w:val="0"/>
-          <w:sz w:val="22"/>
-        </w:rPr>
-        <w:t>(a) Give soft, cool fluids and acetaminophen for pain; the illness is usually self-limiting and contagious in the first week</w:t>
+        <w:t xml:space="preserve">(a) Preventing anemia</w:t>
       </w:r>
     </w:p>
     <w:p>
-      <w:pPr>
-        <w:spacing w:after="0" w:before="0"/>
-      </w:pPr>
       <w:r>
-        <w:rPr>
-          <w:b w:val="0"/>
-          <w:i w:val="0"/>
-          <w:sz w:val="22"/>
-        </w:rPr>
-        <w:t>(b) Scrub the vesicles to remove them</w:t>
+        <w:t xml:space="preserve">(b) Preventing scurvy</w:t>
       </w:r>
     </w:p>
     <w:p>
-      <w:pPr>
-        <w:spacing w:after="0" w:before="0"/>
-      </w:pPr>
       <w:r>
-        <w:rPr>
-          <w:b w:val="0"/>
-          <w:i w:val="0"/>
-          <w:sz w:val="22"/>
-        </w:rPr>
-        <w:t>(c) Give aspirin for fever</w:t>
+        <w:t xml:space="preserve">(c) Preventing goiter and iodine deficiency disorders</w:t>
       </w:r>
     </w:p>
     <w:p>
-      <w:pPr>
-        <w:spacing w:after="0" w:before="0"/>
-      </w:pPr>
       <w:r>
-        <w:rPr>
-          <w:b w:val="0"/>
-          <w:i w:val="0"/>
-          <w:sz w:val="22"/>
-        </w:rPr>
-        <w:t>(d) Keep the child away from fluids to reduce pain</w:t>
+        <w:t xml:space="preserve">(d) Preventing rickets</w:t>
       </w:r>
     </w:p>
     <w:p>
-      <w:pPr>
-        <w:spacing w:after="0" w:before="40"/>
-      </w:pPr>
       <w:r>
-        <w:rPr>
-          <w:b/>
-          <w:i w:val="0"/>
-          <w:sz w:val="22"/>
-        </w:rPr>
-        <w:t>Answer: a</w:t>
+        <w:t xml:space="preserve">Answer: c</w:t>
       </w:r>
     </w:p>
     <w:p>
-      <w:pPr>
-        <w:spacing w:after="0" w:before="0"/>
-      </w:pPr>
       <w:r>
-        <w:rPr>
-          <w:b w:val="0"/>
-          <w:i w:val="0"/>
-          <w:sz w:val="21"/>
-        </w:rPr>
-        <w:t>Solution: HFMD (Coxsackie virus) is self-limiting; management is symptomatic—soft/cool fluids, analgesia (acetaminophen, not aspirin), and hygiene to limit spread. Vesicles heal without scrubbing.</w:t>
+        <w:t xml:space="preserve">Solution: Iodized salt prevents goiter, cretinism, and other iodine deficiency disorders by supplying the iodine needed for thyroid hormone.</w:t>
       </w:r>
     </w:p>
     <w:p>
-      <w:pPr>
-        <w:spacing w:after="0" w:before="0"/>
-      </w:pPr>
       <w:r>
-        <w:rPr>
-          <w:b w:val="0"/>
-          <w:i w:val="0"/>
-          <w:sz w:val="20"/>
-        </w:rPr>
-        <w:t>Positive Marks: 1</w:t>
+        <w:t xml:space="preserve">Positive Marks: 1</w:t>
       </w:r>
     </w:p>
     <w:p>
-      <w:pPr>
-        <w:spacing w:after="160" w:before="0"/>
-      </w:pPr>
       <w:r>
-        <w:rPr>
-          <w:b w:val="0"/>
-          <w:i w:val="0"/>
-          <w:sz w:val="20"/>
-        </w:rPr>
-        <w:t>Negative Marks: 0.25</w:t>
+        <w:t xml:space="preserve">Negative Marks: 0.25</w:t>
       </w:r>
     </w:p>
     <w:p>
-      <w:pPr>
-        <w:spacing w:after="40" w:before="120"/>
-      </w:pPr>
       <w:r>
-        <w:rPr>
-          <w:b w:val="0"/>
-          <w:i w:val="0"/>
-          <w:sz w:val="22"/>
-        </w:rPr>
-        <w:t>Question: Which instruction is correct for managing diaper dermatitis (diaper rash)?</w:t>
+        <w:t xml:space="preserve">Question: A client with hyperthyroidism should be encouraged to eat:</w:t>
       </w:r>
     </w:p>
     <w:p>
-      <w:pPr>
-        <w:spacing w:after="0" w:before="0"/>
-      </w:pPr>
       <w:r>
-        <w:rPr>
-          <w:b w:val="0"/>
-          <w:i w:val="0"/>
-          <w:sz w:val="22"/>
-        </w:rPr>
-        <w:t>(a) Change diapers frequently, cleanse gently, apply a barrier cream, and expose the skin to air</w:t>
+        <w:t xml:space="preserve">(a) High-calorie, high-protein foods</w:t>
       </w:r>
     </w:p>
     <w:p>
-      <w:pPr>
-        <w:spacing w:after="0" w:before="0"/>
-      </w:pPr>
       <w:r>
-        <w:rPr>
-          <w:b w:val="0"/>
-          <w:i w:val="0"/>
-          <w:sz w:val="22"/>
-        </w:rPr>
-        <w:t>(b) Leave the wet diaper on longer to reduce irritation</w:t>
+        <w:t xml:space="preserve">(b) Low-calorie foods</w:t>
       </w:r>
     </w:p>
     <w:p>
-      <w:pPr>
-        <w:spacing w:after="0" w:before="0"/>
-      </w:pPr>
       <w:r>
-        <w:rPr>
-          <w:b w:val="0"/>
-          <w:i w:val="0"/>
-          <w:sz w:val="22"/>
-        </w:rPr>
-        <w:t>(c) Scrub the area with alcohol</w:t>
+        <w:t xml:space="preserve">(c) Foods high in iodine only</w:t>
       </w:r>
     </w:p>
     <w:p>
-      <w:pPr>
-        <w:spacing w:after="0" w:before="0"/>
-      </w:pPr>
       <w:r>
-        <w:rPr>
-          <w:b w:val="0"/>
-          <w:i w:val="0"/>
-          <w:sz w:val="22"/>
-        </w:rPr>
-        <w:t>(d) Apply tight plastic pants over the rash</w:t>
+        <w:t xml:space="preserve">(d) Nothing between meals</w:t>
       </w:r>
     </w:p>
     <w:p>
-      <w:pPr>
-        <w:spacing w:after="0" w:before="40"/>
-      </w:pPr>
       <w:r>
-        <w:rPr>
-          <w:b/>
-          <w:i w:val="0"/>
-          <w:sz w:val="22"/>
-        </w:rPr>
-        <w:t>Answer: a</w:t>
+        <w:t xml:space="preserve">Answer: a</w:t>
       </w:r>
     </w:p>
     <w:p>
-      <w:pPr>
-        <w:spacing w:after="0" w:before="0"/>
-      </w:pPr>
       <w:r>
-        <w:rPr>
-          <w:b w:val="0"/>
-          <w:i w:val="0"/>
-          <w:sz w:val="21"/>
-        </w:rPr>
-        <w:t>Solution: Diaper rash is managed by frequent diaper changes, gentle cleansing, barrier creams (zinc oxide), and air exposure. Alcohol, scrubbing, and occlusive plastic pants worsen irritation.</w:t>
+        <w:t xml:space="preserve">Solution: Hyperthyroidism increases metabolism, so a high-calorie, high-protein, high-carbohydrate diet with extra snacks maintains weight and energy.</w:t>
       </w:r>
     </w:p>
     <w:p>
-      <w:pPr>
-        <w:spacing w:after="0" w:before="0"/>
-      </w:pPr>
       <w:r>
-        <w:rPr>
-          <w:b w:val="0"/>
-          <w:i w:val="0"/>
-          <w:sz w:val="20"/>
-        </w:rPr>
-        <w:t>Positive Marks: 1</w:t>
+        <w:t xml:space="preserve">Positive Marks: 1</w:t>
       </w:r>
     </w:p>
     <w:p>
-      <w:pPr>
-        <w:spacing w:after="160" w:before="0"/>
-      </w:pPr>
       <w:r>
-        <w:rPr>
-          <w:b w:val="0"/>
-          <w:i w:val="0"/>
-          <w:sz w:val="20"/>
-        </w:rPr>
-        <w:t>Negative Marks: 0.25</w:t>
+        <w:t xml:space="preserve">Negative Marks: 0.25</w:t>
       </w:r>
     </w:p>
     <w:p>
-      <w:pPr>
-        <w:spacing w:after="40" w:before="120"/>
-      </w:pPr>
       <w:r>
-        <w:rPr>
-          <w:b w:val="0"/>
-          <w:i w:val="0"/>
-          <w:sz w:val="22"/>
-        </w:rPr>
-        <w:t>Question: Which component is part of the school health services provided by the community health team?</w:t>
+        <w:t xml:space="preserve"/>
       </w:r>
     </w:p>
     <w:p>
-      <w:pPr>
-        <w:spacing w:after="0" w:before="0"/>
-      </w:pPr>
       <w:r>
-        <w:rPr>
-          <w:b w:val="0"/>
-          <w:i w:val="0"/>
-          <w:sz w:val="22"/>
-        </w:rPr>
-        <w:t>(a) Health appraisal, nutrition services, and treatment/referral of common health problems</w:t>
+        <w:t xml:space="preserve">Question: While caring for a client with an indwelling urinary catheter, the nurse should:</w:t>
       </w:r>
     </w:p>
     <w:p>
-      <w:pPr>
-        <w:spacing w:after="0" w:before="0"/>
-      </w:pPr>
       <w:r>
-        <w:rPr>
-          <w:b w:val="0"/>
-          <w:i w:val="0"/>
-          <w:sz w:val="22"/>
-        </w:rPr>
-        <w:t>(b) Only medical certificates for sports</w:t>
+        <w:t xml:space="preserve">(a) Keep the drainage bag above the bladder</w:t>
       </w:r>
     </w:p>
     <w:p>
-      <w:pPr>
-        <w:spacing w:after="0" w:before="0"/>
-      </w:pPr>
       <w:r>
-        <w:rPr>
-          <w:b w:val="0"/>
-          <w:i w:val="0"/>
-          <w:sz w:val="22"/>
-        </w:rPr>
-        <w:t>(c) Immunization of teachers only</w:t>
+        <w:t xml:space="preserve">(b) Let the tubing drag on the floor</w:t>
       </w:r>
     </w:p>
     <w:p>
-      <w:pPr>
-        <w:spacing w:after="0" w:before="0"/>
-      </w:pPr>
       <w:r>
-        <w:rPr>
-          <w:b w:val="0"/>
-          <w:i w:val="0"/>
-          <w:sz w:val="22"/>
-        </w:rPr>
-        <w:t>(d) Annual blood donation camps</w:t>
+        <w:t xml:space="preserve">(c) Empty the bag into the same container used by other clients</w:t>
       </w:r>
     </w:p>
     <w:p>
-      <w:pPr>
-        <w:spacing w:after="0" w:before="40"/>
-      </w:pPr>
       <w:r>
-        <w:rPr>
-          <w:b/>
-          <w:i w:val="0"/>
-          <w:sz w:val="22"/>
-        </w:rPr>
-        <w:t>Answer: a</w:t>
+        <w:t xml:space="preserve">(d) Keep the drainage bag below the bladder and avoid kinks in the tubing</w:t>
       </w:r>
     </w:p>
     <w:p>
-      <w:pPr>
-        <w:spacing w:after="0" w:before="0"/>
-      </w:pPr>
       <w:r>
-        <w:rPr>
-          <w:b w:val="0"/>
-          <w:i w:val="0"/>
-          <w:sz w:val="21"/>
-        </w:rPr>
-        <w:t>Solution: School health services include health appraisal (screening), nutrition services (midday meals, supplements), prevention (immunization, sanitation), and treatment/referral of minor ailments. It focuses on the students' comprehensive health.</w:t>
+        <w:t xml:space="preserve">Answer: d</w:t>
       </w:r>
     </w:p>
     <w:p>
-      <w:pPr>
-        <w:spacing w:after="0" w:before="0"/>
-      </w:pPr>
       <w:r>
-        <w:rPr>
-          <w:b w:val="0"/>
-          <w:i w:val="0"/>
-          <w:sz w:val="20"/>
-        </w:rPr>
-        <w:t>Positive Marks: 1</w:t>
+        <w:t xml:space="preserve">Solution: Gravity drainage with the bag below the bladder, unobstructed tubing, and per-catheter hygiene prevent reflux and infection.</w:t>
       </w:r>
     </w:p>
     <w:p>
-      <w:pPr>
-        <w:spacing w:after="160" w:before="0"/>
-      </w:pPr>
       <w:r>
-        <w:rPr>
-          <w:b w:val="0"/>
-          <w:i w:val="0"/>
-          <w:sz w:val="20"/>
-        </w:rPr>
-        <w:t>Negative Marks: 0.25</w:t>
+        <w:t xml:space="preserve">Positive Marks: 1</w:t>
       </w:r>
     </w:p>
     <w:p>
-      <w:pPr>
-        <w:spacing w:after="40" w:before="120"/>
-      </w:pPr>
       <w:r>
-        <w:rPr>
-          <w:b w:val="0"/>
-          <w:i w:val="0"/>
-          <w:sz w:val="22"/>
-        </w:rPr>
-        <w:t>Question: The National Programme for Prevention and Control of Cancer, Diabetes, Cardiovascular Diseases and Stroke (NPCDCS) primarily aims to:</w:t>
+        <w:t xml:space="preserve">Negative Marks: 0.25</w:t>
       </w:r>
     </w:p>
     <w:p>
-      <w:pPr>
-        <w:spacing w:after="0" w:before="0"/>
-      </w:pPr>
       <w:r>
-        <w:rPr>
-          <w:b w:val="0"/>
-          <w:i w:val="0"/>
-          <w:sz w:val="22"/>
-        </w:rPr>
-        <w:t>(a) Screen, prevent, and manage common non-communicable diseases at the community level</w:t>
+        <w:t xml:space="preserve"/>
       </w:r>
     </w:p>
     <w:p>
-      <w:pPr>
-        <w:spacing w:after="0" w:before="0"/>
-      </w:pPr>
       <w:r>
-        <w:rPr>
-          <w:b w:val="0"/>
-          <w:i w:val="0"/>
-          <w:sz w:val="22"/>
-        </w:rPr>
-        <w:t>(b) Treat only cancer in tertiary hospitals</w:t>
+        <w:t xml:space="preserve">Question: Fetal station of 0 indicates that the presenting part is at the level of:</w:t>
       </w:r>
     </w:p>
     <w:p>
-      <w:pPr>
-        <w:spacing w:after="0" w:before="0"/>
-      </w:pPr>
       <w:r>
-        <w:rPr>
-          <w:b w:val="0"/>
-          <w:i w:val="0"/>
-          <w:sz w:val="22"/>
-        </w:rPr>
-        <w:t>(c) Provide free surgical operations for all</w:t>
+        <w:t xml:space="preserve">(a) Fundus</w:t>
       </w:r>
     </w:p>
     <w:p>
-      <w:pPr>
-        <w:spacing w:after="0" w:before="0"/>
-      </w:pPr>
       <w:r>
-        <w:rPr>
-          <w:b w:val="0"/>
-          <w:i w:val="0"/>
-          <w:sz w:val="22"/>
-        </w:rPr>
-        <w:t>(d) Focus exclusively on childhood vaccination</w:t>
+        <w:t xml:space="preserve">(b) Ischial spines</w:t>
       </w:r>
     </w:p>
     <w:p>
-      <w:pPr>
-        <w:spacing w:after="0" w:before="40"/>
-      </w:pPr>
       <w:r>
-        <w:rPr>
-          <w:b/>
-          <w:i w:val="0"/>
-          <w:sz w:val="22"/>
-        </w:rPr>
-        <w:t>Answer: a</w:t>
+        <w:t xml:space="preserve">(c) Perineum</w:t>
       </w:r>
     </w:p>
     <w:p>
-      <w:pPr>
-        <w:spacing w:after="0" w:before="0"/>
-      </w:pPr>
       <w:r>
-        <w:rPr>
-          <w:b w:val="0"/>
-          <w:i w:val="0"/>
-          <w:sz w:val="21"/>
-        </w:rPr>
-        <w:t>Solution: NPCDCS addresses the rising burden of NCDs—diabetes, hypertension, CVD, stroke, and common cancers—through screening, health promotion, and management at primary/secondary facilities with referral linkages.</w:t>
+        <w:t xml:space="preserve">(d) Symphysis pubis</w:t>
       </w:r>
     </w:p>
     <w:p>
-      <w:pPr>
-        <w:spacing w:after="0" w:before="0"/>
-      </w:pPr>
       <w:r>
-        <w:rPr>
-          <w:b w:val="0"/>
-          <w:i w:val="0"/>
-          <w:sz w:val="20"/>
-        </w:rPr>
-        <w:t>Positive Marks: 1</w:t>
+        <w:t xml:space="preserve">Answer: b</w:t>
       </w:r>
     </w:p>
     <w:p>
-      <w:pPr>
-        <w:spacing w:after="160" w:before="0"/>
-      </w:pPr>
       <w:r>
-        <w:rPr>
-          <w:b w:val="0"/>
-          <w:i w:val="0"/>
-          <w:sz w:val="20"/>
-        </w:rPr>
-        <w:t>Negative Marks: 0.25</w:t>
+        <w:t xml:space="preserve">Solution: Station 0 means the presenting part is at the level of the ischial spines; negative stations are above and positive stations below.</w:t>
       </w:r>
     </w:p>
     <w:p>
-      <w:pPr>
-        <w:spacing w:after="40" w:before="120"/>
-      </w:pPr>
       <w:r>
-        <w:rPr>
-          <w:b w:val="0"/>
-          <w:i w:val="0"/>
-          <w:sz w:val="22"/>
-        </w:rPr>
-        <w:t>Question: Which statement correctly differentiates ACTIVE from PASSIVE disease surveillance?</w:t>
+        <w:t xml:space="preserve">Positive Marks: 1</w:t>
       </w:r>
     </w:p>
     <w:p>
-      <w:pPr>
-        <w:spacing w:after="0" w:before="0"/>
-      </w:pPr>
       <w:r>
-        <w:rPr>
-          <w:b w:val="0"/>
-          <w:i w:val="0"/>
-          <w:sz w:val="22"/>
-        </w:rPr>
-        <w:t>(a) Passive surveillance relies on routine reports sent by health facilities, while active surveillance actively seeks cases through visits and surveys</w:t>
+        <w:t xml:space="preserve">Negative Marks: 0.25</w:t>
       </w:r>
     </w:p>
     <w:p>
-      <w:pPr>
-        <w:spacing w:after="0" w:before="0"/>
-      </w:pPr>
       <w:r>
-        <w:rPr>
-          <w:b w:val="0"/>
-          <w:i w:val="0"/>
-          <w:sz w:val="22"/>
-        </w:rPr>
-        <w:t>(b) Active surveillance collects only death certificates</w:t>
+        <w:t xml:space="preserve"/>
       </w:r>
     </w:p>
     <w:p>
-      <w:pPr>
-        <w:spacing w:after="0" w:before="0"/>
-      </w:pPr>
       <w:r>
-        <w:rPr>
-          <w:b w:val="0"/>
-          <w:i w:val="0"/>
-          <w:sz w:val="22"/>
-        </w:rPr>
-        <w:t>(c) Passive surveillance always detects every case</w:t>
+        <w:t xml:space="preserve">Question: Which is a contraindication to giving a live vaccine?</w:t>
       </w:r>
     </w:p>
     <w:p>
-      <w:pPr>
-        <w:spacing w:after="0" w:before="0"/>
-      </w:pPr>
       <w:r>
-        <w:rPr>
-          <w:b w:val="0"/>
-          <w:i w:val="0"/>
-          <w:sz w:val="22"/>
-        </w:rPr>
-        <w:t>(d) Active surveillance is used only for influenza</w:t>
+        <w:t xml:space="preserve">(a) Mild cold</w:t>
       </w:r>
     </w:p>
     <w:p>
-      <w:pPr>
-        <w:spacing w:after="0" w:before="40"/>
-      </w:pPr>
       <w:r>
-        <w:rPr>
-          <w:b/>
-          <w:i w:val="0"/>
-          <w:sz w:val="22"/>
-        </w:rPr>
-        <w:t>Answer: a</w:t>
+        <w:t xml:space="preserve">(b) Low-grade fever</w:t>
       </w:r>
     </w:p>
     <w:p>
-      <w:pPr>
-        <w:spacing w:after="0" w:before="0"/>
-      </w:pPr>
       <w:r>
-        <w:rPr>
-          <w:b w:val="0"/>
-          <w:i w:val="0"/>
-          <w:sz w:val="21"/>
-        </w:rPr>
-        <w:t>Solution: Passive surveillance depends on providers routinely reporting cases to the health system (may miss cases), while active surveillance proactively searches for cases (visits, screening), providing more complete data—used during outbreaks and for diseases targeted for elimination.</w:t>
+        <w:t xml:space="preserve">(c) Severe immunodeficiency</w:t>
       </w:r>
     </w:p>
     <w:p>
-      <w:pPr>
-        <w:spacing w:after="0" w:before="0"/>
-      </w:pPr>
       <w:r>
-        <w:rPr>
-          <w:b w:val="0"/>
-          <w:i w:val="0"/>
-          <w:sz w:val="20"/>
-        </w:rPr>
-        <w:t>Positive Marks: 1</w:t>
+        <w:t xml:space="preserve">(d) Recent immunization of a sibling</w:t>
       </w:r>
     </w:p>
     <w:p>
-      <w:pPr>
-        <w:spacing w:after="160" w:before="0"/>
-      </w:pPr>
       <w:r>
-        <w:rPr>
-          <w:b w:val="0"/>
-          <w:i w:val="0"/>
-          <w:sz w:val="20"/>
-        </w:rPr>
-        <w:t>Negative Marks: 0.25</w:t>
+        <w:t xml:space="preserve">Answer: c</w:t>
       </w:r>
     </w:p>
     <w:p>
-      <w:pPr>
-        <w:spacing w:after="40" w:before="120"/>
-      </w:pPr>
       <w:r>
-        <w:rPr>
-          <w:b w:val="0"/>
-          <w:i w:val="0"/>
-          <w:sz w:val="22"/>
-        </w:rPr>
-        <w:t>Question: Which of the following is a SOCIAL INSTITUTION that structures human behavior in society?</w:t>
+        <w:t xml:space="preserve">Solution: Live vaccines can cause disease in severely immunocompromised clients; mild illness and low-grade fever are not contraindications.</w:t>
       </w:r>
     </w:p>
     <w:p>
-      <w:pPr>
-        <w:spacing w:after="0" w:before="0"/>
-      </w:pPr>
       <w:r>
-        <w:rPr>
-          <w:b w:val="0"/>
-          <w:i w:val="0"/>
-          <w:sz w:val="22"/>
-        </w:rPr>
-        <w:t>(a) Family, religion, and education</w:t>
+        <w:t xml:space="preserve">Positive Marks: 1</w:t>
       </w:r>
     </w:p>
     <w:p>
-      <w:pPr>
-        <w:spacing w:after="0" w:before="0"/>
-      </w:pPr>
       <w:r>
-        <w:rPr>
-          <w:b w:val="0"/>
-          <w:i w:val="0"/>
-          <w:sz w:val="22"/>
-        </w:rPr>
-        <w:t>(b) The digestive system</w:t>
+        <w:t xml:space="preserve">Negative Marks: 0.25</w:t>
       </w:r>
     </w:p>
     <w:p>
-      <w:pPr>
-        <w:spacing w:after="0" w:before="0"/>
-      </w:pPr>
       <w:r>
-        <w:rPr>
-          <w:b w:val="0"/>
-          <w:i w:val="0"/>
-          <w:sz w:val="22"/>
-        </w:rPr>
-        <w:t>(c) Climate and weather</w:t>
+        <w:t xml:space="preserve"/>
       </w:r>
     </w:p>
     <w:p>
-      <w:pPr>
-        <w:spacing w:after="0" w:before="0"/>
-      </w:pPr>
       <w:r>
-        <w:rPr>
-          <w:b w:val="0"/>
-          <w:i w:val="0"/>
-          <w:sz w:val="22"/>
-        </w:rPr>
-        <w:t>(d) Transport vehicles</w:t>
+        <w:t xml:space="preserve">Question: A classic feature of anorexia nervosa is:</w:t>
       </w:r>
     </w:p>
     <w:p>
-      <w:pPr>
-        <w:spacing w:after="0" w:before="40"/>
-      </w:pPr>
       <w:r>
-        <w:rPr>
-          <w:b/>
-          <w:i w:val="0"/>
-          <w:sz w:val="22"/>
-        </w:rPr>
-        <w:t>Answer: a</w:t>
+        <w:t xml:space="preserve">(a) Intense fear of gaining weight despite being underweight</w:t>
       </w:r>
     </w:p>
     <w:p>
-      <w:pPr>
-        <w:spacing w:after="0" w:before="0"/>
-      </w:pPr>
       <w:r>
-        <w:rPr>
-          <w:b w:val="0"/>
-          <w:i w:val="0"/>
-          <w:sz w:val="21"/>
-        </w:rPr>
-        <w:t>Solution: Social institutions—family, religion, education, government, economy—are organized systems of norms and roles that meet societal needs and regulate behavior. Body systems, climate, and vehicles are not social institutions.</w:t>
+        <w:t xml:space="preserve">(b) Binge eating with no weight concern</w:t>
       </w:r>
     </w:p>
     <w:p>
-      <w:pPr>
-        <w:spacing w:after="0" w:before="0"/>
-      </w:pPr>
       <w:r>
-        <w:rPr>
-          <w:b w:val="0"/>
-          <w:i w:val="0"/>
-          <w:sz w:val="20"/>
-        </w:rPr>
-        <w:t>Positive Marks: 1</w:t>
+        <w:t xml:space="preserve">(c) Excessive sleep</w:t>
       </w:r>
     </w:p>
     <w:p>
-      <w:pPr>
-        <w:spacing w:after="160" w:before="0"/>
-      </w:pPr>
       <w:r>
-        <w:rPr>
-          <w:b w:val="0"/>
-          <w:i w:val="0"/>
-          <w:sz w:val="20"/>
-        </w:rPr>
-        <w:t>Negative Marks: 0.25</w:t>
+        <w:t xml:space="preserve">(d) Lack of concern about body image</w:t>
       </w:r>
     </w:p>
     <w:p>
-      <w:pPr>
-        <w:spacing w:after="40" w:before="120"/>
-      </w:pPr>
       <w:r>
-        <w:rPr>
-          <w:b w:val="0"/>
-          <w:i w:val="0"/>
-          <w:sz w:val="22"/>
-        </w:rPr>
-        <w:t>Question: Which psychologist is regarded as the founder of psychoanalysis?</w:t>
+        <w:t xml:space="preserve">Answer: a</w:t>
       </w:r>
     </w:p>
     <w:p>
-      <w:pPr>
-        <w:spacing w:after="0" w:before="0"/>
-      </w:pPr>
       <w:r>
-        <w:rPr>
-          <w:b w:val="0"/>
-          <w:i w:val="0"/>
-          <w:sz w:val="22"/>
-        </w:rPr>
-        <w:t>(a) Sigmund Freud</w:t>
+        <w:t xml:space="preserve">Solution: Anorexia nervosa is marked by a distorted body image and intense fear of weight gain, leading to severe restriction and low body weight.</w:t>
       </w:r>
     </w:p>
     <w:p>
-      <w:pPr>
-        <w:spacing w:after="0" w:before="0"/>
-      </w:pPr>
       <w:r>
-        <w:rPr>
-          <w:b w:val="0"/>
-          <w:i w:val="0"/>
-          <w:sz w:val="22"/>
-        </w:rPr>
-        <w:t>(b) Ivan Pavlov</w:t>
+        <w:t xml:space="preserve">Positive Marks: 1</w:t>
       </w:r>
     </w:p>
     <w:p>
-      <w:pPr>
-        <w:spacing w:after="0" w:before="0"/>
-      </w:pPr>
       <w:r>
-        <w:rPr>
-          <w:b w:val="0"/>
-          <w:i w:val="0"/>
-          <w:sz w:val="22"/>
-        </w:rPr>
-        <w:t>(c) B. F. Skinner</w:t>
+        <w:t xml:space="preserve">Negative Marks: 0.25</w:t>
       </w:r>
     </w:p>
     <w:p>
-      <w:pPr>
-        <w:spacing w:after="0" w:before="0"/>
-      </w:pPr>
       <w:r>
-        <w:rPr>
-          <w:b w:val="0"/>
-          <w:i w:val="0"/>
-          <w:sz w:val="22"/>
-        </w:rPr>
-        <w:t>(d) Jean Piaget</w:t>
+        <w:t xml:space="preserve"/>
       </w:r>
     </w:p>
     <w:p>
-      <w:pPr>
-        <w:spacing w:after="0" w:before="40"/>
-      </w:pPr>
       <w:r>
-        <w:rPr>
-          <w:b/>
-          <w:i w:val="0"/>
-          <w:sz w:val="22"/>
-        </w:rPr>
-        <w:t>Answer: a</w:t>
+        <w:t xml:space="preserve">Question: Infectious biomedical waste should be disposed of in:</w:t>
       </w:r>
     </w:p>
     <w:p>
-      <w:pPr>
-        <w:spacing w:after="0" w:before="0"/>
-      </w:pPr>
       <w:r>
-        <w:rPr>
-          <w:b w:val="0"/>
-          <w:i w:val="0"/>
-          <w:sz w:val="21"/>
-        </w:rPr>
-        <w:t>Solution: Sigmund Freud founded psychoanalysis, emphasizing the unconscious, defense mechanisms, and psychosexual development. Pavlov and Skinner developed behaviorism, and Piaget studied cognitive development.</w:t>
+        <w:t xml:space="preserve">(a) Black bags with municipal waste</w:t>
       </w:r>
     </w:p>
     <w:p>
-      <w:pPr>
-        <w:spacing w:after="0" w:before="0"/>
-      </w:pPr>
       <w:r>
-        <w:rPr>
-          <w:b w:val="0"/>
-          <w:i w:val="0"/>
-          <w:sz w:val="20"/>
-        </w:rPr>
-        <w:t>Positive Marks: 1</w:t>
+        <w:t xml:space="preserve">(b) Green bags with garden waste</w:t>
       </w:r>
     </w:p>
     <w:p>
-      <w:pPr>
-        <w:spacing w:after="160" w:before="0"/>
-      </w:pPr>
       <w:r>
-        <w:rPr>
-          <w:b w:val="0"/>
-          <w:i w:val="0"/>
-          <w:sz w:val="20"/>
-        </w:rPr>
-        <w:t>Negative Marks: 0.25</w:t>
+        <w:t xml:space="preserve">(c) Open pits</w:t>
       </w:r>
     </w:p>
     <w:p>
-      <w:pPr>
-        <w:spacing w:after="40" w:before="120"/>
-      </w:pPr>
       <w:r>
-        <w:rPr>
-          <w:b w:val="0"/>
-          <w:i w:val="0"/>
-          <w:sz w:val="22"/>
-        </w:rPr>
-        <w:t>Question: Which statement best describes NURSING INFORMATICS?</w:t>
+        <w:t xml:space="preserve">(d) Yellow or red bags as per BMW rules for disinfection and incineration</w:t>
       </w:r>
     </w:p>
     <w:p>
-      <w:pPr>
-        <w:spacing w:after="0" w:before="0"/>
-      </w:pPr>
       <w:r>
-        <w:rPr>
-          <w:b w:val="0"/>
-          <w:i w:val="0"/>
-          <w:sz w:val="22"/>
-        </w:rPr>
-        <w:t>(a) The specialty that integrates nursing science, computer science, and information science to manage and communicate data, information, and knowledge in nursing practice</w:t>
+        <w:t xml:space="preserve">Answer: d</w:t>
       </w:r>
     </w:p>
     <w:p>
-      <w:pPr>
-        <w:spacing w:after="0" w:before="0"/>
-      </w:pPr>
       <w:r>
-        <w:rPr>
-          <w:b w:val="0"/>
-          <w:i w:val="0"/>
-          <w:sz w:val="22"/>
-        </w:rPr>
-        <w:t>(b) The use of computers only for billing</w:t>
+        <w:t xml:space="preserve">Solution: Under BMW rules, infectious waste goes in yellow or red bags for treatment (autoclaving, incineration); black bags take general waste.</w:t>
       </w:r>
     </w:p>
     <w:p>
-      <w:pPr>
-        <w:spacing w:after="0" w:before="0"/>
-      </w:pPr>
       <w:r>
-        <w:rPr>
-          <w:b w:val="0"/>
-          <w:i w:val="0"/>
-          <w:sz w:val="22"/>
-        </w:rPr>
-        <w:t>(c) A method of performing surgery</w:t>
+        <w:t xml:space="preserve">Positive Marks: 1</w:t>
       </w:r>
     </w:p>
     <w:p>
-      <w:pPr>
-        <w:spacing w:after="0" w:before="0"/>
-      </w:pPr>
       <w:r>
-        <w:rPr>
-          <w:b w:val="0"/>
-          <w:i w:val="0"/>
-          <w:sz w:val="22"/>
-        </w:rPr>
-        <w:t>(d) The study of laboratory specimens</w:t>
+        <w:t xml:space="preserve">Negative Marks: 0.25</w:t>
       </w:r>
     </w:p>
     <w:p>
-      <w:pPr>
-        <w:spacing w:after="0" w:before="40"/>
-      </w:pPr>
       <w:r>
-        <w:rPr>
-          <w:b/>
-          <w:i w:val="0"/>
-          <w:sz w:val="22"/>
-        </w:rPr>
-        <w:t>Answer: a</w:t>
+        <w:t xml:space="preserve"/>
       </w:r>
     </w:p>
     <w:p>
-      <w:pPr>
-        <w:spacing w:after="0" w:before="0"/>
-      </w:pPr>
       <w:r>
-        <w:rPr>
-          <w:b w:val="0"/>
-          <w:i w:val="0"/>
-          <w:sz w:val="21"/>
-        </w:rPr>
-        <w:t>Solution: Nursing informatics combines nursing, computer, and information science to support decision-making, documentation, and quality care through data-information-knowledge management. It is far broader than billing or laboratory work.</w:t>
+        <w:t xml:space="preserve">Question: A common side effect of combined oral contraceptive pills is:</w:t>
       </w:r>
     </w:p>
     <w:p>
-      <w:pPr>
-        <w:spacing w:after="0" w:before="0"/>
-      </w:pPr>
       <w:r>
-        <w:rPr>
-          <w:b w:val="0"/>
-          <w:i w:val="0"/>
-          <w:sz w:val="20"/>
-        </w:rPr>
-        <w:t>Positive Marks: 1</w:t>
+        <w:t xml:space="preserve">(a) Weight loss</w:t>
       </w:r>
     </w:p>
     <w:p>
-      <w:pPr>
-        <w:spacing w:after="160" w:before="0"/>
-      </w:pPr>
       <w:r>
-        <w:rPr>
-          <w:b w:val="0"/>
-          <w:i w:val="0"/>
-          <w:sz w:val="20"/>
-        </w:rPr>
-        <w:t>Negative Marks: 0.25</w:t>
+        <w:t xml:space="preserve">(b) Nausea and breast tenderness</w:t>
       </w:r>
     </w:p>
     <w:p>
-      <w:pPr>
-        <w:spacing w:after="40" w:before="120"/>
-      </w:pPr>
       <w:r>
-        <w:rPr>
-          <w:b w:val="0"/>
-          <w:i w:val="0"/>
-          <w:sz w:val="22"/>
-        </w:rPr>
-        <w:t>Question: Which ethical principle is described as the duty to DO GOOD and act in the client's best interest?</w:t>
+        <w:t xml:space="preserve">(c) Bradycardia</w:t>
       </w:r>
     </w:p>
     <w:p>
-      <w:pPr>
-        <w:spacing w:after="0" w:before="0"/>
-      </w:pPr>
       <w:r>
-        <w:rPr>
-          <w:b w:val="0"/>
-          <w:i w:val="0"/>
-          <w:sz w:val="22"/>
-        </w:rPr>
-        <w:t>(a) Beneficence</w:t>
+        <w:t xml:space="preserve">(d) Hypoglycemia</w:t>
       </w:r>
     </w:p>
     <w:p>
-      <w:pPr>
-        <w:spacing w:after="0" w:before="0"/>
-      </w:pPr>
       <w:r>
-        <w:rPr>
-          <w:b w:val="0"/>
-          <w:i w:val="0"/>
-          <w:sz w:val="22"/>
-        </w:rPr>
-        <w:t>(b) Autonomy</w:t>
+        <w:t xml:space="preserve">Answer: b</w:t>
       </w:r>
     </w:p>
     <w:p>
-      <w:pPr>
-        <w:spacing w:after="0" w:before="0"/>
-      </w:pPr>
       <w:r>
-        <w:rPr>
-          <w:b w:val="0"/>
-          <w:i w:val="0"/>
-          <w:sz w:val="22"/>
-        </w:rPr>
-        <w:t>(c) Justice</w:t>
+        <w:t xml:space="preserve">Solution: Estrogen in OCPs commonly causes nausea, breast tenderness, and breakthrough bleeding, especially in the first cycles.</w:t>
       </w:r>
     </w:p>
     <w:p>
-      <w:pPr>
-        <w:spacing w:after="0" w:before="0"/>
-      </w:pPr>
       <w:r>
-        <w:rPr>
-          <w:b w:val="0"/>
-          <w:i w:val="0"/>
-          <w:sz w:val="22"/>
-        </w:rPr>
-        <w:t>(d) Veracity</w:t>
+        <w:t xml:space="preserve">Positive Marks: 1</w:t>
       </w:r>
     </w:p>
     <w:p>
-      <w:pPr>
-        <w:spacing w:after="0" w:before="40"/>
-      </w:pPr>
       <w:r>
-        <w:rPr>
-          <w:b/>
-          <w:i w:val="0"/>
-          <w:sz w:val="22"/>
-        </w:rPr>
-        <w:t>Answer: a</w:t>
+        <w:t xml:space="preserve">Negative Marks: 0.25</w:t>
       </w:r>
     </w:p>
     <w:p>
-      <w:pPr>
-        <w:spacing w:after="0" w:before="0"/>
-      </w:pPr>
       <w:r>
-        <w:rPr>
-          <w:b w:val="0"/>
-          <w:i w:val="0"/>
-          <w:sz w:val="21"/>
-        </w:rPr>
-        <w:t>Solution: Beneficence is the obligation to act for the client's benefit. Autonomy respects self-determination, justice ensures fairness, and veracity is truthfulness.</w:t>
+        <w:t xml:space="preserve"/>
       </w:r>
     </w:p>
     <w:p>
-      <w:pPr>
-        <w:spacing w:after="0" w:before="0"/>
-      </w:pPr>
       <w:r>
-        <w:rPr>
-          <w:b w:val="0"/>
-          <w:i w:val="0"/>
-          <w:sz w:val="20"/>
-        </w:rPr>
-        <w:t>Positive Marks: 1</w:t>
+        <w:t xml:space="preserve">Question: Insulin is secreted by which cells of the pancreas?</w:t>
       </w:r>
     </w:p>
     <w:p>
-      <w:pPr>
-        <w:spacing w:after="160" w:before="0"/>
-      </w:pPr>
       <w:r>
-        <w:rPr>
-          <w:b w:val="0"/>
-          <w:i w:val="0"/>
-          <w:sz w:val="20"/>
-        </w:rPr>
-        <w:t>Negative Marks: 0.25</w:t>
+        <w:t xml:space="preserve">(a) Alpha cells</w:t>
       </w:r>
     </w:p>
     <w:p>
-      <w:pPr>
-        <w:spacing w:after="40" w:before="120"/>
-      </w:pPr>
       <w:r>
-        <w:rPr>
-          <w:b w:val="0"/>
-          <w:i w:val="0"/>
-          <w:sz w:val="22"/>
-        </w:rPr>
-        <w:t>Question: Which enzyme is primarily responsible for the digestion of fats in the small intestine?</w:t>
+        <w:t xml:space="preserve">(b) Delta cells</w:t>
       </w:r>
     </w:p>
     <w:p>
-      <w:pPr>
-        <w:spacing w:after="0" w:before="0"/>
-      </w:pPr>
       <w:r>
-        <w:rPr>
-          <w:b w:val="0"/>
-          <w:i w:val="0"/>
-          <w:sz w:val="22"/>
-        </w:rPr>
-        <w:t>(a) Lipase</w:t>
+        <w:t xml:space="preserve">(c) Beta cells</w:t>
       </w:r>
     </w:p>
     <w:p>
-      <w:pPr>
-        <w:spacing w:after="0" w:before="0"/>
-      </w:pPr>
       <w:r>
-        <w:rPr>
-          <w:b w:val="0"/>
-          <w:i w:val="0"/>
-          <w:sz w:val="22"/>
-        </w:rPr>
-        <w:t>(b) Amylase</w:t>
+        <w:t xml:space="preserve">(d) Acinar cells</w:t>
       </w:r>
     </w:p>
     <w:p>
-      <w:pPr>
-        <w:spacing w:after="0" w:before="0"/>
-      </w:pPr>
       <w:r>
-        <w:rPr>
-          <w:b w:val="0"/>
-          <w:i w:val="0"/>
-          <w:sz w:val="22"/>
-        </w:rPr>
-        <w:t>(c) Pepsin</w:t>
+        <w:t xml:space="preserve">Answer: c</w:t>
       </w:r>
     </w:p>
     <w:p>
-      <w:pPr>
-        <w:spacing w:after="0" w:before="0"/>
-      </w:pPr>
       <w:r>
-        <w:rPr>
-          <w:b w:val="0"/>
-          <w:i w:val="0"/>
-          <w:sz w:val="22"/>
-        </w:rPr>
-        <w:t>(d) Maltase</w:t>
+        <w:t xml:space="preserve">Solution: Beta cells secrete insulin, alpha cells glucagon, and delta cells somatostatin.</w:t>
       </w:r>
     </w:p>
     <w:p>
-      <w:pPr>
-        <w:spacing w:after="0" w:before="40"/>
-      </w:pPr>
       <w:r>
-        <w:rPr>
-          <w:b/>
-          <w:i w:val="0"/>
-          <w:sz w:val="22"/>
-        </w:rPr>
-        <w:t>Answer: a</w:t>
+        <w:t xml:space="preserve">Positive Marks: 1</w:t>
       </w:r>
     </w:p>
     <w:p>
-      <w:pPr>
-        <w:spacing w:after="0" w:before="0"/>
-      </w:pPr>
       <w:r>
-        <w:rPr>
-          <w:b w:val="0"/>
-          <w:i w:val="0"/>
-          <w:sz w:val="21"/>
-        </w:rPr>
-        <w:t>Solution: Pancreatic lipase digests triglycerides into fatty acids and monoglycerides. Amylase digests starch, pepsin digests protein in the stomach, and maltase digests maltose.</w:t>
+        <w:t xml:space="preserve">Negative Marks: 0.25</w:t>
       </w:r>
     </w:p>
     <w:p>
-      <w:pPr>
-        <w:spacing w:after="0" w:before="0"/>
-      </w:pPr>
       <w:r>
-        <w:rPr>
-          <w:b w:val="0"/>
-          <w:i w:val="0"/>
-          <w:sz w:val="20"/>
-        </w:rPr>
-        <w:t>Positive Marks: 1</w:t>
+        <w:t xml:space="preserve"/>
       </w:r>
     </w:p>
     <w:p>
-      <w:pPr>
-        <w:spacing w:after="160" w:before="0"/>
-      </w:pPr>
       <w:r>
-        <w:rPr>
-          <w:b w:val="0"/>
-          <w:i w:val="0"/>
-          <w:sz w:val="20"/>
-        </w:rPr>
-        <w:t>Negative Marks: 0.25</w:t>
+        <w:t xml:space="preserve">Question: The Glasgow Coma Scale assesses:</w:t>
+      </w:r>
+    </w:p>
+    <w:p>
+      <w:r>
+        <w:t xml:space="preserve">(a) Eye opening, verbal response, and motor response</w:t>
+      </w:r>
+    </w:p>
+    <w:p>
+      <w:r>
+        <w:t xml:space="preserve">(b) Only pupillary reaction</w:t>
+      </w:r>
+    </w:p>
+    <w:p>
+      <w:r>
+        <w:t xml:space="preserve">(c) Blood pressure and pulse</w:t>
+      </w:r>
+    </w:p>
+    <w:p>
+      <w:r>
+        <w:t xml:space="preserve">(d) Deep tendon reflexes</w:t>
+      </w:r>
+    </w:p>
+    <w:p>
+      <w:r>
+        <w:t xml:space="preserve">Answer: a</w:t>
+      </w:r>
+    </w:p>
+    <w:p>
+      <w:r>
+        <w:t xml:space="preserve">Solution: The GCS scores eye opening, verbal response, and motor response from 3 to 15 to grade the level of consciousness.</w:t>
+      </w:r>
+    </w:p>
+    <w:p>
+      <w:r>
+        <w:t xml:space="preserve">Positive Marks: 1</w:t>
+      </w:r>
+    </w:p>
+    <w:p>
+      <w:r>
+        <w:t xml:space="preserve">Negative Marks: 0.25</w:t>
+      </w:r>
+    </w:p>
+    <w:p>
+      <w:r>
+        <w:t xml:space="preserve"/>
+      </w:r>
+    </w:p>
+    <w:p>
+      <w:r>
+        <w:t xml:space="preserve">Question: Deficiency of vitamin B1 (thiamine) causes:</w:t>
+      </w:r>
+    </w:p>
+    <w:p>
+      <w:r>
+        <w:t xml:space="preserve">(a) Scurvy</w:t>
+      </w:r>
+    </w:p>
+    <w:p>
+      <w:r>
+        <w:t xml:space="preserve">(b) Rickets</w:t>
+      </w:r>
+    </w:p>
+    <w:p>
+      <w:r>
+        <w:t xml:space="preserve">(c) Pellagra</w:t>
+      </w:r>
+    </w:p>
+    <w:p>
+      <w:r>
+        <w:t xml:space="preserve">(d) Beriberi</w:t>
+      </w:r>
+    </w:p>
+    <w:p>
+      <w:r>
+        <w:t xml:space="preserve">Answer: d</w:t>
+      </w:r>
+    </w:p>
+    <w:p>
+      <w:r>
+        <w:t xml:space="preserve">Solution: Thiamine deficiency causes beriberi (and Wernicke-Korsakoff syndrome); scurvy is vitamin C and pellagra is niacin deficiency.</w:t>
+      </w:r>
+    </w:p>
+    <w:p>
+      <w:r>
+        <w:t xml:space="preserve">Positive Marks: 1</w:t>
+      </w:r>
+    </w:p>
+    <w:p>
+      <w:r>
+        <w:t xml:space="preserve">Negative Marks: 0.25</w:t>
       </w:r>
     </w:p>
     <w:sectPr>
       <w:pgSz w:w="12240" w:h="15840"/>
-      <w:pgMar w:top="864" w:right="1008" w:bottom="864" w:left="1008" w:header="720" w:footer="720" w:gutter="0"/>
+      <w:pgMar w:top="1440" w:right="1800" w:bottom="1440" w:left="1800" w:header="720" w:footer="720" w:gutter="0"/>
       <w:cols w:space="720"/>
       <w:docGrid w:linePitch="360"/>
     </w:sectPr>
@@ -2715,10 +1365,6 @@
     <w:name w:val="Normal"/>
     <w:qFormat/>
     <w:rsid w:val="00FC693F"/>
-    <w:rPr>
-      <w:rFonts w:ascii="Calibri" w:hAnsi="Calibri"/>
-      <w:sz w:val="22"/>
-    </w:rPr>
   </w:style>
   <w:style w:type="paragraph" w:styleId="Header">
     <w:name w:val="header"/>
